--- a/Workshops/Workshop 5 - LM with categorical predictors/Workshop-5---LM-with-a-categorical-predictor--with-answers-.docx
+++ b/Workshops/Workshop 5 - LM with categorical predictors/Workshop-5---LM-with-a-categorical-predictor--with-answers-.docx
@@ -95,7 +95,7 @@
         <w:t xml:space="preserve"> </w:t>
       </w:r>
       <w:r>
-        <w:t xml:space="preserve">2024-09-17</w:t>
+        <w:t xml:space="preserve">2024-10-06</w:t>
       </w:r>
     </w:p>
     <w:sdt>
@@ -2317,16 +2317,7 @@
         <w:rPr>
           <w:rStyle w:val="CommentTok"/>
         </w:rPr>
-        <w:t xml:space="preserve"># The first blank should be 272.447 and the second blank should be -5.335</w:t>
-      </w:r>
-      <w:r>
-        <w:br/>
-      </w:r>
-      <w:r>
-        <w:rPr>
-          <w:rStyle w:val="CommentTok"/>
-        </w:rPr>
-        <w:t xml:space="preserve"># Or mu = 272.5 + -5.3 * Present</w:t>
+        <w:t xml:space="preserve"># The first blank should be 269.566 and the second blank should be -2.866. or mu = 269.566 - 2.866 * Present</w:t>
       </w:r>
     </w:p>
     <w:p>
@@ -2363,16 +2354,7 @@
         <w:rPr>
           <w:rStyle w:val="CommentTok"/>
         </w:rPr>
-        <w:t xml:space="preserve"># We can just replace the drought from the above equation with zero:</w:t>
-      </w:r>
-      <w:r>
-        <w:br/>
-      </w:r>
-      <w:r>
-        <w:rPr>
-          <w:rStyle w:val="CommentTok"/>
-        </w:rPr>
-        <w:t xml:space="preserve"># 272.5 + -5.3 * 1 = 267.2</w:t>
+        <w:t xml:space="preserve"># We can replace Present from the above equation with a one:  269.6 - 2.9 * 1 = 266.7  Note that I am using only one decimal place in my estimation.  I made this decision based on two observations.  The first was that rabbit weight was given as whole numbers in grams in the dataset.  The second was that my estimate of the coefficient for mongoosePresent was relatively small (-2.866).  Including one decimal place to my coefficients seems appropriate given these two observations.  I don't want to suggest I have more precision in my estimations than I actually do.</w:t>
       </w:r>
     </w:p>
     <w:p>
@@ -2409,16 +2391,7 @@
         <w:rPr>
           <w:rStyle w:val="CommentTok"/>
         </w:rPr>
-        <w:t xml:space="preserve"># We can just replace the drought from the above equation with eight:</w:t>
-      </w:r>
-      <w:r>
-        <w:br/>
-      </w:r>
-      <w:r>
-        <w:rPr>
-          <w:rStyle w:val="CommentTok"/>
-        </w:rPr>
-        <w:t xml:space="preserve"># 272.5 + -5.3 * 0 = 272.5</w:t>
+        <w:t xml:space="preserve"># We replace Present with a zero, 269.9 - 2.9 * 0 = 269.9</w:t>
       </w:r>
     </w:p>
     <w:p>
@@ -2441,7 +2414,49 @@
         <w:rPr>
           <w:rStyle w:val="CommentTok"/>
         </w:rPr>
-        <w:t xml:space="preserve"># Based on the model, yes, mongoose appear to reduce the average weight of rabbits by about 5 grams.</w:t>
+        <w:t xml:space="preserve"># Based on the model, mongoose appear to reduce the average weight of rabbits by about 3 grams, however, there are other bits of information that we need to notice here.  For example, the standard error of the estimate associated with the presence of mongoose is relatively large.  Remembering what we learned in the lecture about 95% Confidence Intervals, if we were calculate the 95% confidence interval around the estimate we would see that the confidence interval includes zero.  That suggests</w:t>
+      </w:r>
+      <w:r>
+        <w:br/>
+      </w:r>
+      <w:r>
+        <w:br/>
+      </w:r>
+      <w:r>
+        <w:rPr>
+          <w:rStyle w:val="CommentTok"/>
+        </w:rPr>
+        <w:t xml:space="preserve"># 95% confidence interval = mean value +/SE * 1.96:</w:t>
+      </w:r>
+      <w:r>
+        <w:br/>
+      </w:r>
+      <w:r>
+        <w:rPr>
+          <w:rStyle w:val="CommentTok"/>
+        </w:rPr>
+        <w:t xml:space="preserve"># Upper limit =  (-2.866) + (5.422 * 1.96) = 7.761  </w:t>
+      </w:r>
+      <w:r>
+        <w:br/>
+      </w:r>
+      <w:r>
+        <w:rPr>
+          <w:rStyle w:val="CommentTok"/>
+        </w:rPr>
+        <w:t xml:space="preserve"># Lower limit = (-2.866) - (5.422 * 1.96) = -13.493</w:t>
+      </w:r>
+      <w:r>
+        <w:br/>
+      </w:r>
+      <w:r>
+        <w:br/>
+      </w:r>
+      <w:r>
+        <w:rPr>
+          <w:rStyle w:val="CommentTok"/>
+        </w:rPr>
+        <w:t xml:space="preserve"># So a very small difference in average weight between the two islands and a lot of uncertainty in the two averages. Statistically, it seems unlikely that there's a big difference in weight.</w:t>
       </w:r>
     </w:p>
     <w:p>
@@ -2464,7 +2479,7 @@
         <w:rPr>
           <w:rStyle w:val="CommentTok"/>
         </w:rPr>
-        <w:t xml:space="preserve"># Five grams is pretty small, given the rabbits weight on average 2.7 kg. Combined with the uncertainty of whether or not mongoose are actually absent from Tokunoshima, we're not really sure what we've learned here.</w:t>
+        <w:t xml:space="preserve"># 3 grams is pretty small, given the rabbits weight on average 2.7 kg. Combined with the uncertainty of whether or not mongoose are actually absent from Tokunoshima, we're not really sure what we've learned here.</w:t>
       </w:r>
       <w:r>
         <w:br/>

--- a/Workshops/Workshop 5 - LM with categorical predictors/Workshop-5---LM-with-a-categorical-predictor--with-answers-.docx
+++ b/Workshops/Workshop 5 - LM with categorical predictors/Workshop-5---LM-with-a-categorical-predictor--with-answers-.docx
@@ -95,7 +95,7 @@
         <w:t xml:space="preserve"> </w:t>
       </w:r>
       <w:r>
-        <w:t xml:space="preserve">2024-10-06</w:t>
+        <w:t xml:space="preserve">2025-08-24</w:t>
       </w:r>
     </w:p>
     <w:sdt>
@@ -428,7 +428,7 @@
         <w:rPr>
           <w:rStyle w:val="CommentTok"/>
         </w:rPr>
-        <w:t xml:space="preserve"># We've been told this is the 7th row, so we can use square brackets to check this row. Here, I'll also ask for all columns of the 7th row (by not speciying anything after the ,):</w:t>
+        <w:t xml:space="preserve"># We've been told this is the 7th row, so we can use square brackets to check this row. Here, I'll also ask for all columns of the 7th row (by not specifying anything after the ,):</w:t>
       </w:r>
       <w:r>
         <w:br/>
@@ -457,7 +457,7 @@
         <w:pStyle w:val="FirstParagraph"/>
       </w:pPr>
       <w:r>
-        <w:t xml:space="preserve">1.5 Correct the above data entry mistake and confirm that you’re correction has worked</w:t>
+        <w:t xml:space="preserve">1.5 Correct the above data entry mistake and confirm that your correction has worked</w:t>
       </w:r>
     </w:p>
     <w:p>
@@ -782,7 +782,7 @@
         <w:rPr>
           <w:rStyle w:val="CommentTok"/>
         </w:rPr>
-        <w:t xml:space="preserve"># We can clearly see there's one rabbit that's much larger than the others. From the figure, we can also see that it's the only rabbit that's larger than 350 g, so we can use that as our condition and subtract 100 g. We also learn that this is on row 41 (the number oto the left of the output).</w:t>
+        <w:t xml:space="preserve"># We can clearly see there's one rabbit that's much larger than the others. From the figure, we can also see that it's the only rabbit that's larger than 350 g, so we can use that as our condition and subtract 100 g. We also learn that this is on row 41 (the number to the left of the output).</w:t>
       </w:r>
       <w:r>
         <w:br/>
@@ -1340,6 +1340,18 @@
           <w:rStyle w:val="CommentTok"/>
         </w:rPr>
         <w:t xml:space="preserve"># If there are mongoose on both islands, then assuming mongoose *do* decrease weight, then we'll either find no difference in weight, or a very small difference in weight - i.e. if there are mongoose on both islands, and mongoose decrease weight, then rabbit weight will be more-or-less identical on both islands.</w:t>
+      </w:r>
+      <w:r>
+        <w:br/>
+      </w:r>
+      <w:r>
+        <w:br/>
+      </w:r>
+      <w:r>
+        <w:rPr>
+          <w:rStyle w:val="CommentTok"/>
+        </w:rPr>
+        <w:t xml:space="preserve"># Mongoose presence or absence likely breaks the assumption of validity.</w:t>
       </w:r>
       <w:r>
         <w:br/>
@@ -2648,124 +2660,113 @@
     </w:p>
     <w:p>
       <w:pPr>
+        <w:pStyle w:val="FirstParagraph"/>
+      </w:pPr>
+      <w:r>
+        <w:t xml:space="preserve">Then ask</w:t>
+      </w:r>
+      <w:r>
+        <w:t xml:space="preserve"> </w:t>
+      </w:r>
+      <w:r>
+        <w:rPr>
+          <w:rStyle w:val="VerbatimChar"/>
+        </w:rPr>
+        <w:t xml:space="preserve">ggeffects</w:t>
+      </w:r>
+      <w:r>
+        <w:t xml:space="preserve"> </w:t>
+      </w:r>
+      <w:r>
+        <w:t xml:space="preserve">to predict rabbit weight for each of our</w:t>
+      </w:r>
+      <w:r>
+        <w:t xml:space="preserve"> </w:t>
+      </w:r>
+      <w:r>
+        <w:rPr>
+          <w:rStyle w:val="VerbatimChar"/>
+        </w:rPr>
+        <w:t xml:space="preserve">mongoose</w:t>
+      </w:r>
+      <w:r>
+        <w:t xml:space="preserve"> </w:t>
+      </w:r>
+      <w:r>
+        <w:t xml:space="preserve">categories:</w:t>
+      </w:r>
+    </w:p>
+    <w:p>
+      <w:pPr>
         <w:pStyle w:val="SourceCode"/>
       </w:pPr>
       <w:r>
         <w:rPr>
+          <w:rStyle w:val="NormalTok"/>
+        </w:rPr>
+        <w:t xml:space="preserve">preds </w:t>
+      </w:r>
+      <w:r>
+        <w:rPr>
+          <w:rStyle w:val="OtherTok"/>
+        </w:rPr>
+        <w:t xml:space="preserve">&lt;-</w:t>
+      </w:r>
+      <w:r>
+        <w:rPr>
+          <w:rStyle w:val="NormalTok"/>
+        </w:rPr>
+        <w:t xml:space="preserve"> </w:t>
+      </w:r>
+      <w:r>
+        <w:rPr>
+          <w:rStyle w:val="FunctionTok"/>
+        </w:rPr>
+        <w:t xml:space="preserve">ggpredict</w:t>
+      </w:r>
+      <w:r>
+        <w:rPr>
+          <w:rStyle w:val="NormalTok"/>
+        </w:rPr>
+        <w:t xml:space="preserve">(rabbit_mod)</w:t>
+      </w:r>
+    </w:p>
+    <w:p>
+      <w:pPr>
+        <w:pStyle w:val="SourceCode"/>
+      </w:pPr>
+      <w:r>
+        <w:rPr>
           <w:rStyle w:val="VerbatimChar"/>
         </w:rPr>
-        <w:t xml:space="preserve">## Warning: package 'ggeffects' was built under R version 4.3.3</w:t>
-      </w:r>
-    </w:p>
-    <w:p>
-      <w:pPr>
-        <w:pStyle w:val="FirstParagraph"/>
-      </w:pPr>
-      <w:r>
-        <w:t xml:space="preserve">Then ask</w:t>
-      </w:r>
-      <w:r>
-        <w:t xml:space="preserve"> </w:t>
+        <w:t xml:space="preserve">## Some of the focal terms are of type `character`. This may lead to</w:t>
+      </w:r>
+      <w:r>
+        <w:br/>
       </w:r>
       <w:r>
         <w:rPr>
           <w:rStyle w:val="VerbatimChar"/>
         </w:rPr>
-        <w:t xml:space="preserve">ggeffects</w:t>
-      </w:r>
-      <w:r>
-        <w:t xml:space="preserve"> </w:t>
-      </w:r>
-      <w:r>
-        <w:t xml:space="preserve">to predict rabbit weight for each of our</w:t>
-      </w:r>
-      <w:r>
-        <w:t xml:space="preserve"> </w:t>
+        <w:t xml:space="preserve">##   unexpected results. It is recommended to convert these variables to</w:t>
+      </w:r>
+      <w:r>
+        <w:br/>
       </w:r>
       <w:r>
         <w:rPr>
           <w:rStyle w:val="VerbatimChar"/>
         </w:rPr>
-        <w:t xml:space="preserve">mongoose</w:t>
-      </w:r>
-      <w:r>
-        <w:t xml:space="preserve"> </w:t>
-      </w:r>
-      <w:r>
-        <w:t xml:space="preserve">categories:</w:t>
-      </w:r>
-    </w:p>
-    <w:p>
-      <w:pPr>
-        <w:pStyle w:val="SourceCode"/>
-      </w:pPr>
-      <w:r>
-        <w:rPr>
-          <w:rStyle w:val="NormalTok"/>
-        </w:rPr>
-        <w:t xml:space="preserve">preds </w:t>
-      </w:r>
-      <w:r>
-        <w:rPr>
-          <w:rStyle w:val="OtherTok"/>
-        </w:rPr>
-        <w:t xml:space="preserve">&lt;-</w:t>
-      </w:r>
-      <w:r>
-        <w:rPr>
-          <w:rStyle w:val="NormalTok"/>
-        </w:rPr>
-        <w:t xml:space="preserve"> </w:t>
-      </w:r>
-      <w:r>
-        <w:rPr>
-          <w:rStyle w:val="FunctionTok"/>
-        </w:rPr>
-        <w:t xml:space="preserve">ggpredict</w:t>
-      </w:r>
-      <w:r>
-        <w:rPr>
-          <w:rStyle w:val="NormalTok"/>
-        </w:rPr>
-        <w:t xml:space="preserve">(rabbit_mod)</w:t>
-      </w:r>
-    </w:p>
-    <w:p>
-      <w:pPr>
-        <w:pStyle w:val="SourceCode"/>
-      </w:pPr>
+        <w:t xml:space="preserve">##   factors before fitting the model.</w:t>
+      </w:r>
+      <w:r>
+        <w:br/>
+      </w:r>
       <w:r>
         <w:rPr>
           <w:rStyle w:val="VerbatimChar"/>
         </w:rPr>
-        <w:t xml:space="preserve">## Warning: Some of the focal terms are of type `character`. This may lead to</w:t>
-      </w:r>
-      <w:r>
-        <w:br/>
-      </w:r>
-      <w:r>
-        <w:rPr>
-          <w:rStyle w:val="VerbatimChar"/>
-        </w:rPr>
-        <w:t xml:space="preserve">##   unexpected results. It is recommended to convert these variables to</w:t>
-      </w:r>
-      <w:r>
-        <w:br/>
-      </w:r>
-      <w:r>
-        <w:rPr>
-          <w:rStyle w:val="VerbatimChar"/>
-        </w:rPr>
-        <w:t xml:space="preserve">##   factors before fitting the model.</w:t>
-      </w:r>
-      <w:r>
-        <w:br/>
-      </w:r>
-      <w:r>
-        <w:rPr>
-          <w:rStyle w:val="VerbatimChar"/>
-        </w:rPr>
-        <w:t xml:space="preserve">##   The following variables in are of type character: `mongoose`</w:t>
+        <w:t xml:space="preserve">##   The following variables are of type character: `mongoose`</w:t>
       </w:r>
     </w:p>
     <w:p>
@@ -4065,6 +4066,15 @@
         </w:rPr>
         <w:t xml:space="preserve">se.fit</w:t>
       </w:r>
+      <w:r>
+        <w:br/>
+      </w:r>
+      <w:r>
+        <w:rPr>
+          <w:rStyle w:val="CommentTok"/>
+        </w:rPr>
+        <w:t xml:space="preserve"># Note that you can use confint(rabbit_mod) to do the above calculations</w:t>
+      </w:r>
     </w:p>
     <w:p>
       <w:pPr>
@@ -5762,7 +5772,7 @@
         <w:rPr>
           <w:rStyle w:val="CommentTok"/>
         </w:rPr>
-        <w:t xml:space="preserve"># Making it even harder, the apparent effect of mongoose is tiny, just two gramms! - small enough that it could be something as silly as using two different sets of scales on both islands.</w:t>
+        <w:t xml:space="preserve"># Making it even harder, the apparent effect of mongoose is tiny, just two grams! - small enough that it could be something as silly as using two different sets of scales on both islands.</w:t>
       </w:r>
       <w:r>
         <w:br/>
@@ -7436,7 +7446,7 @@
 </file>
 
 <file path=word/numbering.xml><?xml version="1.0" encoding="utf-8"?>
-<w:numbering xmlns:aink="http://schemas.microsoft.com/office/drawing/2016/ink" xmlns:am3d="http://schemas.microsoft.com/office/drawing/2017/model3d" xmlns:cx="http://schemas.microsoft.com/office/drawing/2014/chartex" xmlns:cx1="http://schemas.microsoft.com/office/drawing/2015/9/8/chartex" xmlns:cx2="http://schemas.microsoft.com/office/drawing/2015/10/21/chartex" xmlns:cx3="http://schemas.microsoft.com/office/drawing/2016/5/9/chartex" xmlns:cx4="http://schemas.microsoft.com/office/drawing/2016/5/10/chartex" xmlns:cx5="http://schemas.microsoft.com/office/drawing/2016/5/11/chartex" xmlns:cx6="http://schemas.microsoft.com/office/drawing/2016/5/12/chartex" xmlns:cx7="http://schemas.microsoft.com/office/drawing/2016/5/13/chartex" xmlns:cx8="http://schemas.microsoft.com/office/drawing/2016/5/14/chartex" xmlns:m="http://schemas.openxmlformats.org/officeDocument/2006/math" xmlns:mc="http://schemas.openxmlformats.org/markup-compatibility/2006" xmlns:o="urn:schemas-microsoft-com:office:office" xmlns:oel="http://schemas.microsoft.com/office/2019/extlst" xmlns:r="http://schemas.openxmlformats.org/officeDocument/2006/relationships" xmlns:v="urn:schemas-microsoft-com:vml" xmlns:w="http://schemas.openxmlformats.org/wordprocessingml/2006/main" xmlns:w10="urn:schemas-microsoft-com:office:word" xmlns:w14="http://schemas.microsoft.com/office/word/2010/wordml" xmlns:w15="http://schemas.microsoft.com/office/word/2012/wordml" xmlns:w16="http://schemas.microsoft.com/office/word/2018/wordml" xmlns:w16cex="http://schemas.microsoft.com/office/word/2018/wordml/cex" xmlns:w16cid="http://schemas.microsoft.com/office/word/2016/wordml/cid" xmlns:w16du="http://schemas.microsoft.com/office/word/2023/wordml/word16du" xmlns:w16sdtdh="http://schemas.microsoft.com/office/word/2020/wordml/sdtdatahash" xmlns:w16se="http://schemas.microsoft.com/office/word/2015/wordml/symex" xmlns:wne="http://schemas.microsoft.com/office/word/2006/wordml" xmlns:wp="http://schemas.openxmlformats.org/drawingml/2006/wordprocessingDrawing" xmlns:wp14="http://schemas.microsoft.com/office/word/2010/wordprocessingDrawing" xmlns:wpc="http://schemas.microsoft.com/office/word/2010/wordprocessingCanvas" xmlns:wpg="http://schemas.microsoft.com/office/word/2010/wordprocessingGroup" xmlns:wpi="http://schemas.microsoft.com/office/word/2010/wordprocessingInk" xmlns:wps="http://schemas.microsoft.com/office/word/2010/wordprocessingShape" mc:Ignorable="w14 w15 w16se w16cid w16 w16cex w16sdtdh w16du wp14">
+<w:numbering xmlns:aink="http://schemas.microsoft.com/office/drawing/2016/ink" xmlns:am3d="http://schemas.microsoft.com/office/drawing/2017/model3d" xmlns:cx="http://schemas.microsoft.com/office/drawing/2014/chartex" xmlns:cx1="http://schemas.microsoft.com/office/drawing/2015/9/8/chartex" xmlns:cx2="http://schemas.microsoft.com/office/drawing/2015/10/21/chartex" xmlns:cx3="http://schemas.microsoft.com/office/drawing/2016/5/9/chartex" xmlns:cx4="http://schemas.microsoft.com/office/drawing/2016/5/10/chartex" xmlns:cx5="http://schemas.microsoft.com/office/drawing/2016/5/11/chartex" xmlns:cx6="http://schemas.microsoft.com/office/drawing/2016/5/12/chartex" xmlns:cx7="http://schemas.microsoft.com/office/drawing/2016/5/13/chartex" xmlns:cx8="http://schemas.microsoft.com/office/drawing/2016/5/14/chartex" xmlns:m="http://schemas.openxmlformats.org/officeDocument/2006/math" xmlns:mc="http://schemas.openxmlformats.org/markup-compatibility/2006" xmlns:o="urn:schemas-microsoft-com:office:office" xmlns:oel="http://schemas.microsoft.com/office/2019/extlst" xmlns:r="http://schemas.openxmlformats.org/officeDocument/2006/relationships" xmlns:v="urn:schemas-microsoft-com:vml" xmlns:w="http://schemas.openxmlformats.org/wordprocessingml/2006/main" xmlns:w10="urn:schemas-microsoft-com:office:word" xmlns:w14="http://schemas.microsoft.com/office/word/2010/wordml" xmlns:w15="http://schemas.microsoft.com/office/word/2012/wordml" xmlns:w16="http://schemas.microsoft.com/office/word/2018/wordml" xmlns:w16cex="http://schemas.microsoft.com/office/word/2018/wordml/cex" xmlns:w16cid="http://schemas.microsoft.com/office/word/2016/wordml/cid" xmlns:w16du="http://schemas.microsoft.com/office/word/2023/wordml/word16du" xmlns:w16sdtdh="http://schemas.microsoft.com/office/word/2020/wordml/sdtdatahash" xmlns:w16sdtfl="http://schemas.microsoft.com/office/word/2024/wordml/sdtformatlock" xmlns:w16se="http://schemas.microsoft.com/office/word/2015/wordml/symex" xmlns:wne="http://schemas.microsoft.com/office/word/2006/wordml" xmlns:wp="http://schemas.openxmlformats.org/drawingml/2006/wordprocessingDrawing" xmlns:wp14="http://schemas.microsoft.com/office/word/2010/wordprocessingDrawing" xmlns:wpc="http://schemas.microsoft.com/office/word/2010/wordprocessingCanvas" xmlns:wpg="http://schemas.microsoft.com/office/word/2010/wordprocessingGroup" xmlns:wpi="http://schemas.microsoft.com/office/word/2010/wordprocessingInk" xmlns:wps="http://schemas.microsoft.com/office/word/2010/wordprocessingShape" mc:Ignorable="w14 w15 w16se w16cid w16 w16cex w16sdtdh w16sdtfl w16du wp14">
   <w:abstractNum w15:restartNumberingAfterBreak="0" w:abstractNumId="0">
     <w:nsid w:val="0000A990"/>
     <w:multiLevelType w:val="multilevel"/>
@@ -8789,7 +8799,7 @@
 </file>
 
 <file path=word/styles.xml><?xml version="1.0" encoding="utf-8"?>
-<w:styles xmlns:mc="http://schemas.openxmlformats.org/markup-compatibility/2006" xmlns:r="http://schemas.openxmlformats.org/officeDocument/2006/relationships" xmlns:w="http://schemas.openxmlformats.org/wordprocessingml/2006/main" xmlns:w14="http://schemas.microsoft.com/office/word/2010/wordml" xmlns:w15="http://schemas.microsoft.com/office/word/2012/wordml" xmlns:w16="http://schemas.microsoft.com/office/word/2018/wordml" xmlns:w16cex="http://schemas.microsoft.com/office/word/2018/wordml/cex" xmlns:w16cid="http://schemas.microsoft.com/office/word/2016/wordml/cid" xmlns:w16du="http://schemas.microsoft.com/office/word/2023/wordml/word16du" xmlns:w16sdtdh="http://schemas.microsoft.com/office/word/2020/wordml/sdtdatahash" xmlns:w16se="http://schemas.microsoft.com/office/word/2015/wordml/symex" mc:Ignorable="w14 w15 w16se w16cid w16 w16cex w16sdtdh w16du">
+<w:styles xmlns:mc="http://schemas.openxmlformats.org/markup-compatibility/2006" xmlns:r="http://schemas.openxmlformats.org/officeDocument/2006/relationships" xmlns:w="http://schemas.openxmlformats.org/wordprocessingml/2006/main" xmlns:w14="http://schemas.microsoft.com/office/word/2010/wordml" xmlns:w15="http://schemas.microsoft.com/office/word/2012/wordml" xmlns:w16="http://schemas.microsoft.com/office/word/2018/wordml" xmlns:w16cex="http://schemas.microsoft.com/office/word/2018/wordml/cex" xmlns:w16cid="http://schemas.microsoft.com/office/word/2016/wordml/cid" xmlns:w16du="http://schemas.microsoft.com/office/word/2023/wordml/word16du" xmlns:w16sdtdh="http://schemas.microsoft.com/office/word/2020/wordml/sdtdatahash" xmlns:w16sdtfl="http://schemas.microsoft.com/office/word/2024/wordml/sdtformatlock" xmlns:w16se="http://schemas.microsoft.com/office/word/2015/wordml/symex" mc:Ignorable="w14 w15 w16se w16cid w16 w16cex w16sdtdh w16sdtfl w16du">
   <w:docDefaults>
     <w:rPrDefault>
       <w:rPr>
@@ -9483,9 +9493,10 @@
     <w:name w:val="Verbatim Char"/>
     <w:basedOn w:val="CaptionChar"/>
     <w:link w:val="SourceCode"/>
-    <w:rsid w:val="00F34E30"/>
+    <w:rsid w:val="00796E50"/>
     <w:rPr>
       <w:rFonts w:ascii="Consolas" w:hAnsi="Consolas"/>
+      <w:sz w:val="22"/>
       <w:shd w:color="auto" w:fill="F8F8F8" w:val="clear"/>
     </w:rPr>
   </w:style>
@@ -9530,10 +9541,11 @@
     <w:name w:val="Source Code"/>
     <w:basedOn w:val="Normal"/>
     <w:link w:val="VerbatimChar"/>
-    <w:rsid w:val="00F34E30"/>
+    <w:rsid w:val="00796E50"/>
     <w:pPr>
       <w:shd w:color="auto" w:fill="F8F8F8" w:val="clear"/>
       <w:wordWrap w:val="0"/>
+      <w:textboxTightWrap w:val="allLines"/>
     </w:pPr>
     <w:rPr>
       <w:rFonts w:ascii="Consolas" w:hAnsi="Consolas"/>
@@ -9546,6 +9558,7 @@
       <w:rFonts w:ascii="Consolas" w:hAnsi="Consolas"/>
       <w:b/>
       <w:color w:val="204A87"/>
+      <w:sz w:val="22"/>
       <w:shd w:color="auto" w:fill="F8F8F8" w:val="clear"/>
     </w:rPr>
   </w:style>
@@ -9555,6 +9568,7 @@
     <w:rPr>
       <w:rFonts w:ascii="Consolas" w:hAnsi="Consolas"/>
       <w:color w:val="204A87"/>
+      <w:sz w:val="22"/>
       <w:shd w:color="auto" w:fill="F8F8F8" w:val="clear"/>
     </w:rPr>
   </w:style>
@@ -9564,6 +9578,7 @@
     <w:rPr>
       <w:rFonts w:ascii="Consolas" w:hAnsi="Consolas"/>
       <w:color w:val="0000CF"/>
+      <w:sz w:val="22"/>
       <w:shd w:color="auto" w:fill="F8F8F8" w:val="clear"/>
     </w:rPr>
   </w:style>
@@ -9573,6 +9588,7 @@
     <w:rPr>
       <w:rFonts w:ascii="Consolas" w:hAnsi="Consolas"/>
       <w:color w:val="0000CF"/>
+      <w:sz w:val="22"/>
       <w:shd w:color="auto" w:fill="F8F8F8" w:val="clear"/>
     </w:rPr>
   </w:style>
@@ -9582,6 +9598,7 @@
     <w:rPr>
       <w:rFonts w:ascii="Consolas" w:hAnsi="Consolas"/>
       <w:color w:val="0000CF"/>
+      <w:sz w:val="22"/>
       <w:shd w:color="auto" w:fill="F8F8F8" w:val="clear"/>
     </w:rPr>
   </w:style>
@@ -9592,6 +9609,7 @@
     <w:rPr>
       <w:rFonts w:ascii="Consolas" w:hAnsi="Consolas"/>
       <w:color w:themeColor="accent2" w:themeShade="BF" w:val="943634"/>
+      <w:sz w:val="22"/>
       <w:shd w:color="auto" w:fill="F8F8F8" w:val="clear"/>
     </w:rPr>
   </w:style>
@@ -9601,6 +9619,7 @@
     <w:rPr>
       <w:rFonts w:ascii="Consolas" w:hAnsi="Consolas"/>
       <w:color w:val="4E9A06"/>
+      <w:sz w:val="22"/>
       <w:shd w:color="auto" w:fill="F8F8F8" w:val="clear"/>
     </w:rPr>
   </w:style>
@@ -9611,6 +9630,7 @@
       <w:rFonts w:ascii="Consolas" w:hAnsi="Consolas"/>
       <w:b/>
       <w:color w:val="CE5C00"/>
+      <w:sz w:val="22"/>
       <w:shd w:color="auto" w:fill="F8F8F8" w:val="clear"/>
     </w:rPr>
   </w:style>
@@ -9620,6 +9640,7 @@
     <w:rPr>
       <w:rFonts w:ascii="Consolas" w:hAnsi="Consolas"/>
       <w:color w:val="4E9A06"/>
+      <w:sz w:val="22"/>
       <w:shd w:color="auto" w:fill="F8F8F8" w:val="clear"/>
     </w:rPr>
   </w:style>
@@ -9629,6 +9650,7 @@
     <w:rPr>
       <w:rFonts w:ascii="Consolas" w:hAnsi="Consolas"/>
       <w:color w:val="4E9A06"/>
+      <w:sz w:val="22"/>
       <w:shd w:color="auto" w:fill="F8F8F8" w:val="clear"/>
     </w:rPr>
   </w:style>
@@ -9638,6 +9660,7 @@
     <w:rPr>
       <w:rFonts w:ascii="Consolas" w:hAnsi="Consolas"/>
       <w:color w:val="4E9A06"/>
+      <w:sz w:val="22"/>
       <w:shd w:color="auto" w:fill="F8F8F8" w:val="clear"/>
     </w:rPr>
   </w:style>
@@ -9646,6 +9669,7 @@
     <w:basedOn w:val="VerbatimChar"/>
     <w:rPr>
       <w:rFonts w:ascii="Consolas" w:hAnsi="Consolas"/>
+      <w:sz w:val="22"/>
       <w:shd w:color="auto" w:fill="F8F8F8" w:val="clear"/>
     </w:rPr>
   </w:style>
@@ -9657,6 +9681,7 @@
       <w:rFonts w:ascii="Consolas" w:hAnsi="Consolas"/>
       <w:i/>
       <w:color w:themeColor="accent4" w:themeTint="99" w:val="B2A1C7"/>
+      <w:sz w:val="22"/>
       <w:shd w:color="auto" w:fill="F8F8F8" w:val="clear"/>
     </w:rPr>
   </w:style>
@@ -9668,6 +9693,7 @@
       <w:b/>
       <w:i/>
       <w:color w:val="8F5902"/>
+      <w:sz w:val="22"/>
       <w:shd w:color="auto" w:fill="F8F8F8" w:val="clear"/>
     </w:rPr>
   </w:style>
@@ -9679,6 +9705,7 @@
       <w:b/>
       <w:i/>
       <w:color w:val="8F5902"/>
+      <w:sz w:val="22"/>
       <w:shd w:color="auto" w:fill="F8F8F8" w:val="clear"/>
     </w:rPr>
   </w:style>
@@ -9690,6 +9717,7 @@
       <w:b/>
       <w:i/>
       <w:color w:val="8F5902"/>
+      <w:sz w:val="22"/>
       <w:shd w:color="auto" w:fill="F8F8F8" w:val="clear"/>
     </w:rPr>
   </w:style>
@@ -9699,6 +9727,7 @@
     <w:rPr>
       <w:rFonts w:ascii="Consolas" w:hAnsi="Consolas"/>
       <w:color w:val="8F5902"/>
+      <w:sz w:val="22"/>
       <w:shd w:color="auto" w:fill="F8F8F8" w:val="clear"/>
     </w:rPr>
   </w:style>
@@ -9710,6 +9739,7 @@
       <w:rFonts w:ascii="Consolas" w:hAnsi="Consolas"/>
       <w:b/>
       <w:color w:themeColor="accent6" w:val="F79646"/>
+      <w:sz w:val="22"/>
       <w:shd w:color="auto" w:fill="F8F8F8" w:val="clear"/>
     </w:rPr>
   </w:style>
@@ -9719,6 +9749,7 @@
     <w:rPr>
       <w:rFonts w:ascii="Consolas" w:hAnsi="Consolas"/>
       <w:color w:val="000000"/>
+      <w:sz w:val="22"/>
       <w:shd w:color="auto" w:fill="F8F8F8" w:val="clear"/>
     </w:rPr>
   </w:style>
@@ -9729,6 +9760,7 @@
       <w:rFonts w:ascii="Consolas" w:hAnsi="Consolas"/>
       <w:b/>
       <w:color w:val="204A87"/>
+      <w:sz w:val="22"/>
       <w:shd w:color="auto" w:fill="F8F8F8" w:val="clear"/>
     </w:rPr>
   </w:style>
@@ -9739,6 +9771,7 @@
       <w:rFonts w:ascii="Consolas" w:hAnsi="Consolas"/>
       <w:b/>
       <w:color w:val="CE5C00"/>
+      <w:sz w:val="22"/>
       <w:shd w:color="auto" w:fill="F8F8F8" w:val="clear"/>
     </w:rPr>
   </w:style>
@@ -9747,6 +9780,7 @@
     <w:basedOn w:val="VerbatimChar"/>
     <w:rPr>
       <w:rFonts w:ascii="Consolas" w:hAnsi="Consolas"/>
+      <w:sz w:val="22"/>
       <w:shd w:color="auto" w:fill="F8F8F8" w:val="clear"/>
     </w:rPr>
   </w:style>
@@ -9755,6 +9789,7 @@
     <w:basedOn w:val="VerbatimChar"/>
     <w:rPr>
       <w:rFonts w:ascii="Consolas" w:hAnsi="Consolas"/>
+      <w:sz w:val="22"/>
       <w:shd w:color="auto" w:fill="F8F8F8" w:val="clear"/>
     </w:rPr>
   </w:style>
@@ -9765,6 +9800,7 @@
       <w:rFonts w:ascii="Consolas" w:hAnsi="Consolas"/>
       <w:i/>
       <w:color w:val="8F5902"/>
+      <w:sz w:val="22"/>
       <w:shd w:color="auto" w:fill="F8F8F8" w:val="clear"/>
     </w:rPr>
   </w:style>
@@ -9774,6 +9810,7 @@
     <w:rPr>
       <w:rFonts w:ascii="Consolas" w:hAnsi="Consolas"/>
       <w:color w:val="204A87"/>
+      <w:sz w:val="22"/>
       <w:shd w:color="auto" w:fill="F8F8F8" w:val="clear"/>
     </w:rPr>
   </w:style>
@@ -9782,6 +9819,7 @@
     <w:basedOn w:val="VerbatimChar"/>
     <w:rPr>
       <w:rFonts w:ascii="Consolas" w:hAnsi="Consolas"/>
+      <w:sz w:val="22"/>
       <w:shd w:color="auto" w:fill="F8F8F8" w:val="clear"/>
     </w:rPr>
   </w:style>
@@ -9793,6 +9831,7 @@
       <w:b/>
       <w:i/>
       <w:color w:val="8F5902"/>
+      <w:sz w:val="22"/>
       <w:shd w:color="auto" w:fill="F8F8F8" w:val="clear"/>
     </w:rPr>
   </w:style>
@@ -9804,6 +9843,7 @@
       <w:b/>
       <w:i/>
       <w:color w:val="8F5902"/>
+      <w:sz w:val="22"/>
       <w:shd w:color="auto" w:fill="F8F8F8" w:val="clear"/>
     </w:rPr>
   </w:style>
@@ -9813,6 +9853,7 @@
     <w:rPr>
       <w:rFonts w:ascii="Consolas" w:hAnsi="Consolas"/>
       <w:color w:val="EF2929"/>
+      <w:sz w:val="22"/>
       <w:shd w:color="auto" w:fill="F8F8F8" w:val="clear"/>
     </w:rPr>
   </w:style>
@@ -9823,6 +9864,7 @@
       <w:rFonts w:ascii="Consolas" w:hAnsi="Consolas"/>
       <w:b/>
       <w:color w:val="A40000"/>
+      <w:sz w:val="22"/>
       <w:shd w:color="auto" w:fill="F8F8F8" w:val="clear"/>
     </w:rPr>
   </w:style>
@@ -9833,6 +9875,7 @@
     <w:rPr>
       <w:rFonts w:ascii="Consolas" w:hAnsi="Consolas"/>
       <w:color w:themeColor="text1" w:themeTint="F2" w:val="0D0D0D"/>
+      <w:sz w:val="22"/>
       <w:shd w:color="auto" w:fill="F8F8F8" w:val="clear"/>
     </w:rPr>
   </w:style>
